--- a/docs/etude-couts-exploitation-vtc-ci-2026.docx
+++ b/docs/etude-couts-exploitation-vtc-ci-2026.docx
@@ -2,7 +2,7 @@
 <file path=word/document.xml><?xml version="1.0" encoding="utf-8"?>
 <w:document xmlns:w="http://schemas.openxmlformats.org/wordprocessingml/2006/main" xmlns:m="http://schemas.openxmlformats.org/officeDocument/2006/math" xmlns:r="http://schemas.openxmlformats.org/officeDocument/2006/relationships" xmlns:o="urn:schemas-microsoft-com:office:office" xmlns:v="urn:schemas-microsoft-com:vml" xmlns:w10="urn:schemas-microsoft-com:office:word" xmlns:a="http://schemas.openxmlformats.org/drawingml/2006/main" xmlns:pic="http://schemas.openxmlformats.org/drawingml/2006/picture" xmlns:wp="http://schemas.openxmlformats.org/drawingml/2006/wordprocessingDrawing">
   <w:body>
-    <w:bookmarkStart w:id="23" w:name="Xe72c5eccb28df21d1e8cfec68480f8485fc0fea"/>
+    <w:bookmarkStart w:id="34" w:name="Xe72c5eccb28df21d1e8cfec68480f8485fc0fea"/>
     <w:p>
       <w:pPr>
         <w:pStyle w:val="Heading1"/>
@@ -18,7 +18,7 @@
         </w:pict>
       </w:r>
     </w:p>
-    <w:bookmarkStart w:id="9" w:name="résumé-exécutif"/>
+    <w:bookmarkStart w:id="20" w:name="résumé-exécutif"/>
     <w:p>
       <w:pPr>
         <w:pStyle w:val="Heading2"/>
@@ -222,8 +222,8 @@
         </w:pict>
       </w:r>
     </w:p>
-    <w:bookmarkEnd w:id="9"/>
-    <w:bookmarkStart w:id="10" w:name="Xbfa79c600e7cdf6c43a4e1e48059a55eb7814bd"/>
+    <w:bookmarkEnd w:id="20"/>
+    <w:bookmarkStart w:id="21" w:name="Xbfa79c600e7cdf6c43a4e1e48059a55eb7814bd"/>
     <w:p>
       <w:pPr>
         <w:pStyle w:val="Heading2"/>
@@ -452,8 +452,8 @@
         </w:pict>
       </w:r>
     </w:p>
-    <w:bookmarkEnd w:id="10"/>
-    <w:bookmarkStart w:id="13" w:name="Xa0b72fe9a483e7997c0332179a1540cbd4e3119"/>
+    <w:bookmarkEnd w:id="21"/>
+    <w:bookmarkStart w:id="24" w:name="Xa0b72fe9a483e7997c0332179a1540cbd4e3119"/>
     <w:p>
       <w:pPr>
         <w:pStyle w:val="Heading2"/>
@@ -462,7 +462,7 @@
         <w:t xml:space="preserve">2. Le véhicule VTC type et son intensité d'usage</w:t>
       </w:r>
     </w:p>
-    <w:bookmarkStart w:id="11" w:name="parc-typique"/>
+    <w:bookmarkStart w:id="22" w:name="parc-typique"/>
     <w:p>
       <w:pPr>
         <w:pStyle w:val="Heading3"/>
@@ -733,8 +733,8 @@
         <w:t xml:space="preserve">La Corolla d'occasion reste la valeur sûre (fiabilité, disponibilité des pièces), mais les citadines neuves type Suzuki/Kia gagnent du terrain pour leur faible consommation et leur coût d'entretien réduit.</w:t>
       </w:r>
     </w:p>
-    <w:bookmarkEnd w:id="11"/>
-    <w:bookmarkStart w:id="12" w:name="hypothèse-dusage--profil-de-référence"/>
+    <w:bookmarkEnd w:id="22"/>
+    <w:bookmarkStart w:id="23" w:name="hypothèse-dusage--profil-de-référence"/>
     <w:p>
       <w:pPr>
         <w:pStyle w:val="Heading3"/>
@@ -926,9 +926,9 @@
         </w:pict>
       </w:r>
     </w:p>
-    <w:bookmarkEnd w:id="12"/>
-    <w:bookmarkEnd w:id="13"/>
-    <w:bookmarkStart w:id="14" w:name="Xe705a0108f4f3c730cfe98068cda1f30a487223"/>
+    <w:bookmarkEnd w:id="23"/>
+    <w:bookmarkEnd w:id="24"/>
+    <w:bookmarkStart w:id="25" w:name="Xe705a0108f4f3c730cfe98068cda1f30a487223"/>
     <w:p>
       <w:pPr>
         <w:pStyle w:val="Heading2"/>
@@ -1290,8 +1290,8 @@
         </w:pict>
       </w:r>
     </w:p>
-    <w:bookmarkEnd w:id="14"/>
-    <w:bookmarkStart w:id="18" w:name="Xea5c7886491c753c32cbec277e1bf3fa59c75e5"/>
+    <w:bookmarkEnd w:id="25"/>
+    <w:bookmarkStart w:id="29" w:name="Xea5c7886491c753c32cbec277e1bf3fa59c75e5"/>
     <w:p>
       <w:pPr>
         <w:pStyle w:val="Heading2"/>
@@ -1308,7 +1308,7 @@
         <w:t xml:space="preserve">C'est le cœur de l'étude. Le tableau ci-dessous détaille, pour le profil de référence (~44 000 km/an, compact essence), chaque poste avec son intervalle réel d'usage VTC, son coût unitaire de marché (pièce + main-d'œuvre) et son coût annualisé.</w:t>
       </w:r>
     </w:p>
-    <w:bookmarkStart w:id="15" w:name="Xf39e33e0043b3fd9a703807a6a7af7650614d0f"/>
+    <w:bookmarkStart w:id="26" w:name="Xf39e33e0043b3fd9a703807a6a7af7650614d0f"/>
     <w:p>
       <w:pPr>
         <w:pStyle w:val="Heading3"/>
@@ -2220,8 +2220,8 @@
         <w:t xml:space="preserve">.</w:t>
       </w:r>
     </w:p>
-    <w:bookmarkEnd w:id="15"/>
-    <w:bookmarkStart w:id="16" w:name="X3dee9d8f98ac0abf970450f9a3467eacd70cbfc"/>
+    <w:bookmarkEnd w:id="26"/>
+    <w:bookmarkStart w:id="27" w:name="X3dee9d8f98ac0abf970450f9a3467eacd70cbfc"/>
     <w:p>
       <w:pPr>
         <w:pStyle w:val="Heading3"/>
@@ -2292,8 +2292,8 @@
         <w:t xml:space="preserve">C'est le poste « invisible » : amortisseurs, rotules, biellettes, silentblocs, roulements souffrent énormément des routes dégradées et des dos-d'âne. Souvent négligé jusqu'à la panne, il pèse facilement 150 000–250 000 F/an et dégrade la tenue de route (donc la sécurité et le confort client, donc la note Yango).</w:t>
       </w:r>
     </w:p>
-    <w:bookmarkEnd w:id="16"/>
-    <w:bookmarkStart w:id="17" w:name="X085a2eb3aa4fbd44fd1df8cd7668a730bcec5e2"/>
+    <w:bookmarkEnd w:id="27"/>
+    <w:bookmarkStart w:id="28" w:name="X085a2eb3aa4fbd44fd1df8cd7668a730bcec5e2"/>
     <w:p>
       <w:pPr>
         <w:pStyle w:val="Heading3"/>
@@ -2393,9 +2393,9 @@
         </w:pict>
       </w:r>
     </w:p>
-    <w:bookmarkEnd w:id="17"/>
-    <w:bookmarkEnd w:id="18"/>
-    <w:bookmarkStart w:id="19" w:name="X799d070726f75babd8a8b0a2ee3c4de5ffa581d"/>
+    <w:bookmarkEnd w:id="28"/>
+    <w:bookmarkEnd w:id="29"/>
+    <w:bookmarkStart w:id="30" w:name="X799d070726f75babd8a8b0a2ee3c4de5ffa581d"/>
     <w:p>
       <w:pPr>
         <w:pStyle w:val="Heading2"/>
@@ -2799,8 +2799,8 @@
         </w:pict>
       </w:r>
     </w:p>
-    <w:bookmarkEnd w:id="19"/>
-    <w:bookmarkStart w:id="20" w:name="Xd0cde1a3463b787531598a77a205c230fda828f"/>
+    <w:bookmarkEnd w:id="30"/>
+    <w:bookmarkStart w:id="31" w:name="Xd0cde1a3463b787531598a77a205c230fda828f"/>
     <w:p>
       <w:pPr>
         <w:pStyle w:val="Heading2"/>
@@ -3082,8 +3082,8 @@
         </w:pict>
       </w:r>
     </w:p>
-    <w:bookmarkEnd w:id="20"/>
-    <w:bookmarkStart w:id="21" w:name="Xbbfe247010b9e39627160422664f7d3cbb04afa"/>
+    <w:bookmarkEnd w:id="31"/>
+    <w:bookmarkStart w:id="32" w:name="Xbbfe247010b9e39627160422664f7d3cbb04afa"/>
     <w:p>
       <w:pPr>
         <w:pStyle w:val="Heading2"/>
@@ -3195,8 +3195,8 @@
         </w:pict>
       </w:r>
     </w:p>
-    <w:bookmarkEnd w:id="21"/>
-    <w:bookmarkStart w:id="22" w:name="sources-principales"/>
+    <w:bookmarkEnd w:id="32"/>
+    <w:bookmarkStart w:id="33" w:name="sources-principales"/>
     <w:p>
       <w:pPr>
         <w:pStyle w:val="Heading2"/>
@@ -3289,13 +3289,9 @@
         <w:t xml:space="preserve">Document d'analyse — édition mai 2026. Chiffres indicatifs à valider sur données de flotte réelles.</w:t>
       </w:r>
     </w:p>
-    <w:bookmarkEnd w:id="22"/>
-    <w:bookmarkEnd w:id="23"/>
-    <w:sectPr>
-      <w:footnotePr>
-        <w:numRestart w:val="eachSect"/>
-      </w:footnotePr>
-    </w:sectPr>
+    <w:bookmarkEnd w:id="33"/>
+    <w:bookmarkEnd w:id="34"/>
+    <w:sectPr/>
   </w:body>
 </w:document>
 </file>
@@ -3651,10 +3647,10 @@
   <w:docDefaults>
     <w:rPrDefault>
       <w:rPr>
-        <w:rFonts w:asciiTheme="minorHAnsi" w:cstheme="minorBidi" w:eastAsiaTheme="minorEastAsia" w:hAnsiTheme="minorHAnsi"/>
+        <w:rFonts w:asciiTheme="minorHAnsi" w:cstheme="minorBidi" w:eastAsiaTheme="minorHAnsi" w:hAnsiTheme="minorHAnsi"/>
         <w:sz w:val="24"/>
         <w:szCs w:val="24"/>
-        <w:lang w:bidi="ar-SA" w:eastAsia="zh-CN" w:val="en-US"/>
+        <w:lang w:bidi="ar-SA" w:eastAsia="en-US" w:val="en-US"/>
       </w:rPr>
     </w:rPrDefault>
     <w:pPrDefault>
@@ -3706,6 +3702,8 @@
     </w:pPr>
     <w:rPr>
       <w:rFonts w:asciiTheme="majorHAnsi" w:cstheme="majorBidi" w:eastAsiaTheme="majorEastAsia" w:hAnsiTheme="majorHAnsi"/>
+      <w:spacing w:val="-10"/>
+      <w:kern w:val="28"/>
       <w:sz w:val="56"/>
       <w:szCs w:val="56"/>
     </w:rPr>
@@ -3718,6 +3716,8 @@
     <w:rsid w:val="00A10FD9"/>
     <w:rPr>
       <w:rFonts w:asciiTheme="majorHAnsi" w:cstheme="majorBidi" w:eastAsiaTheme="majorEastAsia" w:hAnsiTheme="majorHAnsi"/>
+      <w:spacing w:val="-10"/>
+      <w:kern w:val="28"/>
       <w:sz w:val="56"/>
       <w:szCs w:val="56"/>
     </w:rPr>
@@ -3758,31 +3758,23 @@
   </w:style>
   <w:style w:customStyle="1" w:styleId="Author" w:type="paragraph">
     <w:name w:val="Author"/>
-    <w:basedOn w:val="Title"/>
     <w:next w:val="BodyText"/>
     <w:qFormat/>
     <w:pPr>
       <w:keepNext/>
       <w:keepLines/>
+      <w:jc w:val="center"/>
     </w:pPr>
-    <w:rPr>
-      <w:sz w:val="24"/>
-      <w:szCs w:val="24"/>
-    </w:rPr>
   </w:style>
   <w:style w:styleId="Date" w:type="paragraph">
     <w:name w:val="Date"/>
-    <w:basedOn w:val="Title"/>
     <w:next w:val="BodyText"/>
     <w:qFormat/>
     <w:pPr>
       <w:keepNext/>
       <w:keepLines/>
+      <w:jc w:val="center"/>
     </w:pPr>
-    <w:rPr>
-      <w:sz w:val="24"/>
-      <w:szCs w:val="24"/>
-    </w:rPr>
   </w:style>
   <w:style w:customStyle="1" w:styleId="AbstractTitle" w:type="paragraph">
     <w:name w:val="Abstract Title"/>
@@ -4195,6 +4187,13 @@
       </w:tblCellMar>
     </w:tblPr>
     <w:tblStylePr w:type="firstRow">
+      <w:tblPr>
+        <w:jc w:val="left"/>
+        <w:tblInd w:type="dxa" w:w="0"/>
+      </w:tblPr>
+      <w:trPr>
+        <w:jc w:val="left"/>
+      </w:trPr>
       <w:tcPr>
         <w:tcBorders>
           <w:bottom w:val="single"/>
